--- a/visa_30days.docx
+++ b/visa_30days.docx
@@ -141,21 +141,7 @@
               <w:rPr>
                 <w:rFonts w:ascii="Times New Roman" w:hAnsi="Times New Roman"/>
               </w:rPr>
-              <w:t xml:space="preserve">  </w:t>
-            </w:r>
-            <w:proofErr w:type="gramStart"/>
-            <w:r>
-              <w:rPr>
-                <w:rFonts w:ascii="Times New Roman" w:hAnsi="Times New Roman"/>
-              </w:rPr>
-              <w:t>Date:{</w:t>
-            </w:r>
-            <w:proofErr w:type="gramEnd"/>
-            <w:r>
-              <w:rPr>
-                <w:rFonts w:ascii="Times New Roman" w:hAnsi="Times New Roman"/>
-              </w:rPr>
-              <w:t>{date}}</w:t>
+              <w:t xml:space="preserve">  Date:{{date}}</w:t>
             </w:r>
           </w:p>
         </w:tc>
@@ -558,6 +544,7 @@
         </w:rPr>
         <w:t>{{</w:t>
       </w:r>
+      <w:proofErr w:type="spellStart"/>
       <w:r>
         <w:rPr>
           <w:rFonts w:ascii="Times New Roman" w:hAnsi="Times New Roman" w:cs="Times New Roman"/>
@@ -566,8 +553,29 @@
           <w:u w:val="single"/>
           <w:lang w:eastAsia="x-none"/>
         </w:rPr>
-        <w:t>leave on</w:t>
-      </w:r>
+        <w:t>leave</w:t>
+      </w:r>
+      <w:r>
+        <w:rPr>
+          <w:rFonts w:ascii="Times New Roman" w:hAnsi="Times New Roman" w:cs="Times New Roman"/>
+          <w:b/>
+          <w:bCs/>
+          <w:u w:val="single"/>
+          <w:lang w:eastAsia="x-none"/>
+        </w:rPr>
+        <w:t>_</w:t>
+      </w:r>
+      <w:r>
+        <w:rPr>
+          <w:rFonts w:ascii="Times New Roman" w:hAnsi="Times New Roman" w:cs="Times New Roman"/>
+          <w:b/>
+          <w:bCs/>
+          <w:u w:val="single"/>
+          <w:lang w:eastAsia="x-none"/>
+        </w:rPr>
+        <w:t>on</w:t>
+      </w:r>
+      <w:proofErr w:type="spellEnd"/>
       <w:r>
         <w:rPr>
           <w:rFonts w:ascii="Times New Roman" w:hAnsi="Times New Roman" w:cs="Times New Roman"/>
